--- a/pr-preview/pr-213/chapters/avoid-cliches-tracked-changes.docx
+++ b/pr-preview/pr-213/chapters/avoid-cliches-tracked-changes.docx
@@ -16,7 +16,7 @@
       </w:pPr>
       <w:del w:id="1" w:author="PR Preview" w:date="2026-01-01T00:00:00Z">
         <w:r>
-          <w:delText xml:space="preserve">Last modified: 2026-10-15 22:11:04 (PDT)</w:delText>
+          <w:delText xml:space="preserve">Last modified: 2026-10-15 23:42:45 (PDT)</w:delText>
         </w:r>
       </w:del>
     </w:p>
@@ -26,7 +26,7 @@
       </w:pPr>
       <w:ins w:id="2" w:author="PR Preview" w:date="2026-01-01T00:00:00Z">
         <w:r>
-          <w:t xml:space="preserve">Last modified: 2026-10-15 23:21:43 (PDT)</w:t>
+          <w:t xml:space="preserve">Last modified: 2026-10-16 00:04:38 (PDT)</w:t>
         </w:r>
       </w:ins>
     </w:p>

--- a/pr-preview/pr-213/chapters/avoid-cliches-tracked-changes.docx
+++ b/pr-preview/pr-213/chapters/avoid-cliches-tracked-changes.docx
@@ -26,7 +26,7 @@
       </w:pPr>
       <w:ins w:id="2" w:author="PR Preview" w:date="2026-01-01T00:00:00Z">
         <w:r>
-          <w:t xml:space="preserve">Last modified: 2026-10-16 00:04:38 (PDT)</w:t>
+          <w:t xml:space="preserve">Last modified: 2026-10-16 00:10:54 (PDT)</w:t>
         </w:r>
       </w:ins>
     </w:p>

--- a/pr-preview/pr-213/chapters/avoid-cliches-tracked-changes.docx
+++ b/pr-preview/pr-213/chapters/avoid-cliches-tracked-changes.docx
@@ -26,7 +26,7 @@
       </w:pPr>
       <w:ins w:id="2" w:author="PR Preview" w:date="2026-01-01T00:00:00Z">
         <w:r>
-          <w:t xml:space="preserve">Last modified: 2026-10-16 00:10:54 (PDT)</w:t>
+          <w:t xml:space="preserve">Last modified: 2026-10-16 00:21:53 (PDT)</w:t>
         </w:r>
       </w:ins>
     </w:p>

--- a/pr-preview/pr-213/chapters/avoid-cliches-tracked-changes.docx
+++ b/pr-preview/pr-213/chapters/avoid-cliches-tracked-changes.docx
@@ -26,7 +26,7 @@
       </w:pPr>
       <w:ins w:id="2" w:author="PR Preview" w:date="2026-01-01T00:00:00Z">
         <w:r>
-          <w:t xml:space="preserve">Last modified: 2026-10-16 00:21:53 (PDT)</w:t>
+          <w:t xml:space="preserve">Last modified: 2026-10-16 00:27:15 (PDT)</w:t>
         </w:r>
       </w:ins>
     </w:p>

--- a/pr-preview/pr-213/chapters/avoid-cliches-tracked-changes.docx
+++ b/pr-preview/pr-213/chapters/avoid-cliches-tracked-changes.docx
@@ -26,7 +26,7 @@
       </w:pPr>
       <w:ins w:id="2" w:author="PR Preview" w:date="2026-01-01T00:00:00Z">
         <w:r>
-          <w:t xml:space="preserve">Last modified: 2026-10-16 00:27:15 (PDT)</w:t>
+          <w:t xml:space="preserve">Last modified: 2026-10-16 00:38:59 (PDT)</w:t>
         </w:r>
       </w:ins>
     </w:p>

--- a/pr-preview/pr-213/chapters/avoid-cliches-tracked-changes.docx
+++ b/pr-preview/pr-213/chapters/avoid-cliches-tracked-changes.docx
@@ -26,7 +26,7 @@
       </w:pPr>
       <w:ins w:id="2" w:author="PR Preview" w:date="2026-01-01T00:00:00Z">
         <w:r>
-          <w:t xml:space="preserve">Last modified: 2026-10-16 00:38:59 (PDT)</w:t>
+          <w:t xml:space="preserve">Last modified: 2026-10-16 00:47:33 (PDT)</w:t>
         </w:r>
       </w:ins>
     </w:p>
@@ -2470,29 +2470,81 @@
       <w:pPr>
         <w:pStyle w:val="FirstParagraph"/>
       </w:pPr>
-      <w:r>
-        <w:t xml:space="preserve">Both are correct sentences; the second puts the claim first.</w:t>
-      </w:r>
-      <w:r>
-        <w:t xml:space="preserve"> </w:t>
-      </w:r>
-      <w:r>
-        <w:t xml:space="preserve">The first pair is from the</w:t>
-      </w:r>
-      <w:r>
-        <w:t xml:space="preserve"> </w:t>
-      </w:r>
+      <w:del w:id="3" w:author="PR Preview" w:date="2026-01-01T00:00:00Z">
+        <w:r>
+          <w:delText xml:space="preserve">Both are correct sentences; the second puts the claim first.</w:delText>
+        </w:r>
+      </w:del>
+      <w:del w:id="4" w:author="PR Preview" w:date="2026-01-01T00:00:00Z">
+        <w:r>
+          <w:delText xml:space="preserve"> </w:delText>
+        </w:r>
+      </w:del>
+      <w:del w:id="5" w:author="PR Preview" w:date="2026-01-01T00:00:00Z">
+        <w:r>
+          <w:delText xml:space="preserve">The first pair is from the</w:delText>
+        </w:r>
+      </w:del>
+      <w:del w:id="6" w:author="PR Preview" w:date="2026-01-01T00:00:00Z">
+        <w:r>
+          <w:delText xml:space="preserve"> </w:delText>
+        </w:r>
+      </w:del>
       <w:hyperlink r:id="rId27">
+        <w:del w:id="7" w:author="PR Preview" w:date="2026-01-01T00:00:00Z">
+          <w:r>
+            <w:rPr>
+              <w:rStyle w:val="Hyperlink"/>
+            </w:rPr>
+            <w:delText xml:space="preserve">linear regression chapter of lds</w:delText>
+          </w:r>
+        </w:del>
+      </w:hyperlink>
+      <w:del w:id="8" w:author="PR Preview" w:date="2026-01-01T00:00:00Z">
         <w:r>
-          <w:rPr>
-            <w:rStyle w:val="Hyperlink"/>
-          </w:rPr>
-          <w:t xml:space="preserve">linear regression chapter of lds</w:t>
+          <w:delText xml:space="preserve">.</w:delText>
         </w:r>
+      </w:del>
+    </w:p>
+    <w:p>
+      <w:pPr>
+        <w:pStyle w:val="FirstParagraph"/>
+      </w:pPr>
+      <w:ins w:id="9" w:author="PR Preview" w:date="2026-01-01T00:00:00Z">
+        <w:r>
+          <w:t xml:space="preserve">Both are correct sentences; the second puts the claim first.</w:t>
+        </w:r>
+      </w:ins>
+      <w:ins w:id="10" w:author="PR Preview" w:date="2026-01-01T00:00:00Z">
+        <w:r>
+          <w:t xml:space="preserve"> </w:t>
+        </w:r>
+      </w:ins>
+      <w:ins w:id="11" w:author="PR Preview" w:date="2026-01-01T00:00:00Z">
+        <w:r>
+          <w:t xml:space="preserve">For the first pair, see the</w:t>
+        </w:r>
+      </w:ins>
+      <w:ins w:id="12" w:author="PR Preview" w:date="2026-01-01T00:00:00Z">
+        <w:r>
+          <w:t xml:space="preserve"> </w:t>
+        </w:r>
+      </w:ins>
+      <w:hyperlink r:id="rId27">
+        <w:ins w:id="13" w:author="PR Preview" w:date="2026-01-01T00:00:00Z">
+          <w:r>
+            <w:rPr>
+              <w:rStyle w:val="Hyperlink"/>
+            </w:rPr>
+            <w:t xml:space="preserve">linear regression chapter of lds</w:t>
+          </w:r>
+        </w:ins>
       </w:hyperlink>
-      <w:r>
-        <w:t xml:space="preserve">.</w:t>
-      </w:r>
+      <w:ins w:id="14" w:author="PR Preview" w:date="2026-01-01T00:00:00Z">
+        <w:r>
+          <w:t xml:space="preserve">.</w:t>
+        </w:r>
+      </w:ins>
     </w:p>
     <w:bookmarkEnd w:id="28"/>
     <w:p>

--- a/pr-preview/pr-213/chapters/avoid-cliches-tracked-changes.docx
+++ b/pr-preview/pr-213/chapters/avoid-cliches-tracked-changes.docx
@@ -16,7 +16,7 @@
       </w:pPr>
       <w:del w:id="1" w:author="PR Preview" w:date="2026-01-01T00:00:00Z">
         <w:r>
-          <w:delText xml:space="preserve">Last modified: 2026-10-15 23:42:45 (PDT)</w:delText>
+          <w:delText xml:space="preserve">Last modified: 2026-10-16 05:04:39 (PDT)</w:delText>
         </w:r>
       </w:del>
     </w:p>
@@ -26,7 +26,7 @@
       </w:pPr>
       <w:ins w:id="2" w:author="PR Preview" w:date="2026-01-01T00:00:00Z">
         <w:r>
-          <w:t xml:space="preserve">Last modified: 2026-10-16 00:47:33 (PDT)</w:t>
+          <w:t xml:space="preserve">Last modified: 2026-10-16 05:05:17 (PDT)</w:t>
         </w:r>
       </w:ins>
     </w:p>
